--- a/docs/Installation Guide.docx
+++ b/docs/Installation Guide.docx
@@ -4,13 +4,15 @@
   <w:body>
     <w:p>
       <w:pPr>
-        <w:pStyle w:val="TextBody"/>
+        <w:pStyle w:val="Cuerpodetexto"/>
         <w:bidi w:val="0"/>
         <w:spacing w:lineRule="auto" w:line="331" w:before="0" w:after="0"/>
         <w:jc w:val="both"/>
         <w:rPr>
           <w:rFonts w:ascii="Times New Roman;serif" w:hAnsi="Times New Roman;serif"/>
           <w:b/>
+          <w:b/>
+          <w:i w:val="false"/>
           <w:i w:val="false"/>
           <w:caps w:val="false"/>
           <w:smallCaps w:val="false"/>
@@ -45,13 +47,15 @@
     </w:p>
     <w:p>
       <w:pPr>
-        <w:pStyle w:val="TextBody"/>
+        <w:pStyle w:val="Cuerpodetexto"/>
         <w:bidi w:val="0"/>
         <w:spacing w:lineRule="auto" w:line="331" w:before="0" w:after="0"/>
         <w:jc w:val="both"/>
         <w:rPr>
           <w:rFonts w:ascii="Times New Roman;serif" w:hAnsi="Times New Roman;serif"/>
           <w:b w:val="false"/>
+          <w:b w:val="false"/>
+          <w:i w:val="false"/>
           <w:i w:val="false"/>
           <w:caps w:val="false"/>
           <w:smallCaps w:val="false"/>
@@ -84,7 +88,7 @@
     </w:p>
     <w:p>
       <w:pPr>
-        <w:pStyle w:val="TextBody"/>
+        <w:pStyle w:val="Cuerpodetexto"/>
         <w:bidi w:val="0"/>
         <w:spacing w:lineRule="auto" w:line="276" w:before="0" w:after="140"/>
         <w:jc w:val="left"/>
@@ -96,7 +100,7 @@
     </w:p>
     <w:p>
       <w:pPr>
-        <w:pStyle w:val="TextBody"/>
+        <w:pStyle w:val="Cuerpodetexto"/>
         <w:bidi w:val="0"/>
         <w:spacing w:lineRule="auto" w:line="331" w:before="0" w:after="0"/>
         <w:jc w:val="both"/>
@@ -156,7 +160,7 @@
     </w:p>
     <w:p>
       <w:pPr>
-        <w:pStyle w:val="TextBody"/>
+        <w:pStyle w:val="Cuerpodetexto"/>
         <w:bidi w:val="0"/>
         <w:spacing w:lineRule="auto" w:line="276" w:before="0" w:after="140"/>
         <w:jc w:val="left"/>
@@ -168,13 +172,15 @@
     </w:p>
     <w:p>
       <w:pPr>
-        <w:pStyle w:val="TextBody"/>
+        <w:pStyle w:val="Cuerpodetexto"/>
         <w:bidi w:val="0"/>
         <w:spacing w:lineRule="auto" w:line="331" w:before="0" w:after="0"/>
         <w:jc w:val="both"/>
         <w:rPr>
           <w:rFonts w:ascii="Times New Roman;serif" w:hAnsi="Times New Roman;serif"/>
           <w:b w:val="false"/>
+          <w:b w:val="false"/>
+          <w:i w:val="false"/>
           <w:i w:val="false"/>
           <w:caps w:val="false"/>
           <w:smallCaps w:val="false"/>
@@ -207,14 +213,12 @@
     </w:p>
     <w:p>
       <w:pPr>
-        <w:pStyle w:val="TextBody"/>
+        <w:pStyle w:val="Cuerpodetexto"/>
         <w:numPr>
           <w:ilvl w:val="0"/>
           <w:numId w:val="1"/>
         </w:numPr>
-        <w:pBdr/>
-        <w:tabs>
-          <w:tab w:val="clear" w:pos="709"/>
+        <w:tabs>
           <w:tab w:val="left" w:pos="709" w:leader="none"/>
         </w:tabs>
         <w:bidi w:val="0"/>
@@ -224,6 +228,8 @@
         <w:rPr>
           <w:rFonts w:ascii="Times New Roman;serif" w:hAnsi="Times New Roman;serif"/>
           <w:b w:val="false"/>
+          <w:b w:val="false"/>
+          <w:i w:val="false"/>
           <w:i w:val="false"/>
           <w:caps w:val="false"/>
           <w:smallCaps w:val="false"/>
@@ -256,14 +262,12 @@
     </w:p>
     <w:p>
       <w:pPr>
-        <w:pStyle w:val="TextBody"/>
+        <w:pStyle w:val="Cuerpodetexto"/>
         <w:numPr>
           <w:ilvl w:val="0"/>
           <w:numId w:val="1"/>
         </w:numPr>
-        <w:pBdr/>
-        <w:tabs>
-          <w:tab w:val="clear" w:pos="709"/>
+        <w:tabs>
           <w:tab w:val="left" w:pos="709" w:leader="none"/>
         </w:tabs>
         <w:bidi w:val="0"/>
@@ -273,6 +277,8 @@
         <w:rPr>
           <w:rFonts w:ascii="Times New Roman;serif" w:hAnsi="Times New Roman;serif"/>
           <w:b w:val="false"/>
+          <w:b w:val="false"/>
+          <w:i w:val="false"/>
           <w:i w:val="false"/>
           <w:caps w:val="false"/>
           <w:smallCaps w:val="false"/>
@@ -305,14 +311,12 @@
     </w:p>
     <w:p>
       <w:pPr>
-        <w:pStyle w:val="TextBody"/>
+        <w:pStyle w:val="Cuerpodetexto"/>
         <w:numPr>
           <w:ilvl w:val="0"/>
           <w:numId w:val="1"/>
         </w:numPr>
-        <w:pBdr/>
-        <w:tabs>
-          <w:tab w:val="clear" w:pos="709"/>
+        <w:tabs>
           <w:tab w:val="left" w:pos="709" w:leader="none"/>
         </w:tabs>
         <w:bidi w:val="0"/>
@@ -322,6 +326,8 @@
         <w:rPr>
           <w:rFonts w:ascii="Times New Roman;serif" w:hAnsi="Times New Roman;serif"/>
           <w:b w:val="false"/>
+          <w:b w:val="false"/>
+          <w:i w:val="false"/>
           <w:i w:val="false"/>
           <w:caps w:val="false"/>
           <w:smallCaps w:val="false"/>
@@ -354,7 +360,7 @@
     </w:p>
     <w:p>
       <w:pPr>
-        <w:pStyle w:val="TextBody"/>
+        <w:pStyle w:val="Cuerpodetexto"/>
         <w:bidi w:val="0"/>
         <w:spacing w:lineRule="auto" w:line="276" w:before="0" w:after="140"/>
         <w:jc w:val="left"/>
@@ -366,13 +372,15 @@
     </w:p>
     <w:p>
       <w:pPr>
-        <w:pStyle w:val="TextBody"/>
+        <w:pStyle w:val="Cuerpodetexto"/>
         <w:bidi w:val="0"/>
         <w:spacing w:lineRule="auto" w:line="331" w:before="0" w:after="0"/>
         <w:jc w:val="both"/>
         <w:rPr>
           <w:rFonts w:ascii="Times New Roman;serif" w:hAnsi="Times New Roman;serif"/>
           <w:b w:val="false"/>
+          <w:b w:val="false"/>
+          <w:i w:val="false"/>
           <w:i w:val="false"/>
           <w:caps w:val="false"/>
           <w:smallCaps w:val="false"/>
@@ -405,7 +413,7 @@
     </w:p>
     <w:p>
       <w:pPr>
-        <w:pStyle w:val="TextBody"/>
+        <w:pStyle w:val="Cuerpodetexto"/>
         <w:bidi w:val="0"/>
         <w:spacing w:lineRule="auto" w:line="276" w:before="0" w:after="140"/>
         <w:jc w:val="left"/>
@@ -417,7 +425,7 @@
     </w:p>
     <w:p>
       <w:pPr>
-        <w:pStyle w:val="TextBody"/>
+        <w:pStyle w:val="Cuerpodetexto"/>
         <w:bidi w:val="0"/>
         <w:spacing w:lineRule="auto" w:line="331" w:before="0" w:after="0"/>
         <w:jc w:val="both"/>
@@ -470,7 +478,7 @@
     </w:p>
     <w:p>
       <w:pPr>
-        <w:pStyle w:val="TextBody"/>
+        <w:pStyle w:val="Cuerpodetexto"/>
         <w:bidi w:val="0"/>
         <w:spacing w:lineRule="auto" w:line="276" w:before="0" w:after="140"/>
         <w:jc w:val="left"/>
@@ -482,14 +490,12 @@
     </w:p>
     <w:p>
       <w:pPr>
-        <w:pStyle w:val="TextBody"/>
+        <w:pStyle w:val="Cuerpodetexto"/>
         <w:numPr>
           <w:ilvl w:val="0"/>
           <w:numId w:val="2"/>
         </w:numPr>
-        <w:pBdr/>
-        <w:tabs>
-          <w:tab w:val="clear" w:pos="709"/>
+        <w:tabs>
           <w:tab w:val="left" w:pos="709" w:leader="none"/>
         </w:tabs>
         <w:bidi w:val="0"/>
@@ -499,23 +505,25 @@
         <w:rPr>
           <w:rFonts w:ascii="Times New Roman;serif" w:hAnsi="Times New Roman;serif"/>
           <w:b/>
-          <w:i w:val="false"/>
-          <w:caps w:val="false"/>
-          <w:smallCaps w:val="false"/>
-          <w:strike w:val="false"/>
-          <w:dstrike w:val="false"/>
-          <w:color w:val="000000"/>
-          <w:sz w:val="24"/>
-          <w:u w:val="none"/>
-          <w:effect w:val="none"/>
-          <w:shd w:fill="auto" w:val="clear"/>
-        </w:rPr>
-      </w:pPr>
-      <w:r>
-        <w:rPr>
-          <w:rFonts w:ascii="Times New Roman;serif" w:hAnsi="Times New Roman;serif"/>
           <w:b/>
           <w:i w:val="false"/>
+          <w:i w:val="false"/>
+          <w:caps w:val="false"/>
+          <w:smallCaps w:val="false"/>
+          <w:strike w:val="false"/>
+          <w:dstrike w:val="false"/>
+          <w:color w:val="000000"/>
+          <w:sz w:val="24"/>
+          <w:u w:val="none"/>
+          <w:effect w:val="none"/>
+          <w:shd w:fill="auto" w:val="clear"/>
+        </w:rPr>
+      </w:pPr>
+      <w:r>
+        <w:rPr>
+          <w:rFonts w:ascii="Times New Roman;serif" w:hAnsi="Times New Roman;serif"/>
+          <w:b/>
+          <w:i w:val="false"/>
           <w:caps w:val="false"/>
           <w:smallCaps w:val="false"/>
           <w:strike w:val="false"/>
@@ -531,7 +539,7 @@
     </w:p>
     <w:p>
       <w:pPr>
-        <w:pStyle w:val="TextBody"/>
+        <w:pStyle w:val="Cuerpodetexto"/>
         <w:bidi w:val="0"/>
         <w:spacing w:lineRule="auto" w:line="331" w:before="0" w:after="0"/>
         <w:jc w:val="both"/>
@@ -557,7 +565,7 @@
       <w:hyperlink r:id="rId2">
         <w:r>
           <w:rPr>
-            <w:rStyle w:val="InternetLink"/>
+            <w:rStyle w:val="EnlacedeInternet"/>
             <w:rFonts w:ascii="Times New Roman;serif" w:hAnsi="Times New Roman;serif"/>
             <w:b w:val="false"/>
             <w:i w:val="false"/>
@@ -589,46 +597,12 @@
           <w:effect w:val="none"/>
           <w:shd w:fill="auto" w:val="clear"/>
         </w:rPr>
-        <w:t xml:space="preserve">. </w:t>
-      </w:r>
-      <w:r>
-        <w:rPr>
-          <w:rFonts w:ascii="Times New Roman;serif" w:hAnsi="Times New Roman;serif"/>
-          <w:b w:val="false"/>
-          <w:i w:val="false"/>
-          <w:caps w:val="false"/>
-          <w:smallCaps w:val="false"/>
-          <w:strike w:val="false"/>
-          <w:dstrike w:val="false"/>
-          <w:color w:val="000000"/>
-          <w:sz w:val="24"/>
-          <w:u w:val="none"/>
-          <w:effect w:val="none"/>
-          <w:shd w:fill="auto" w:val="clear"/>
-        </w:rPr>
-        <w:t>All analyses were performed using P</w:t>
-      </w:r>
-      <w:r>
-        <w:rPr>
-          <w:rFonts w:ascii="Times New Roman;serif" w:hAnsi="Times New Roman;serif"/>
-          <w:b w:val="false"/>
-          <w:i w:val="false"/>
-          <w:caps w:val="false"/>
-          <w:smallCaps w:val="false"/>
-          <w:strike w:val="false"/>
-          <w:dstrike w:val="false"/>
-          <w:color w:val="000000"/>
-          <w:sz w:val="24"/>
-          <w:u w:val="none"/>
-          <w:effect w:val="none"/>
-          <w:shd w:fill="auto" w:val="clear"/>
-        </w:rPr>
-        <w:t xml:space="preserve">henix version 1.21.1. </w:t>
-      </w:r>
-    </w:p>
-    <w:p>
-      <w:pPr>
-        <w:pStyle w:val="TextBody"/>
+        <w:t xml:space="preserve">. All analyses were performed using Phenix version 1.21.1. </w:t>
+      </w:r>
+    </w:p>
+    <w:p>
+      <w:pPr>
+        <w:pStyle w:val="Cuerpodetexto"/>
         <w:bidi w:val="0"/>
         <w:spacing w:lineRule="auto" w:line="276" w:before="0" w:after="140"/>
         <w:jc w:val="left"/>
@@ -640,13 +614,15 @@
     </w:p>
     <w:p>
       <w:pPr>
-        <w:pStyle w:val="TextBody"/>
+        <w:pStyle w:val="Cuerpodetexto"/>
         <w:bidi w:val="0"/>
         <w:spacing w:lineRule="auto" w:line="331" w:before="0" w:after="0"/>
         <w:jc w:val="both"/>
         <w:rPr>
           <w:rFonts w:ascii="Times New Roman;serif" w:hAnsi="Times New Roman;serif"/>
           <w:b w:val="false"/>
+          <w:b w:val="false"/>
+          <w:i w:val="false"/>
           <w:i w:val="false"/>
           <w:caps w:val="false"/>
           <w:smallCaps w:val="false"/>
@@ -673,13 +649,15 @@
     </w:p>
     <w:p>
       <w:pPr>
-        <w:pStyle w:val="TextBody"/>
+        <w:pStyle w:val="Cuerpodetexto"/>
         <w:bidi w:val="0"/>
         <w:spacing w:lineRule="auto" w:line="331" w:before="0" w:after="0"/>
         <w:jc w:val="both"/>
         <w:rPr>
           <w:rFonts w:ascii="Times New Roman;serif" w:hAnsi="Times New Roman;serif"/>
           <w:b w:val="false"/>
+          <w:b w:val="false"/>
+          <w:i w:val="false"/>
           <w:i w:val="false"/>
           <w:caps w:val="false"/>
           <w:smallCaps w:val="false"/>
@@ -712,14 +690,12 @@
     </w:p>
     <w:p>
       <w:pPr>
-        <w:pStyle w:val="TextBody"/>
+        <w:pStyle w:val="Cuerpodetexto"/>
         <w:numPr>
           <w:ilvl w:val="0"/>
           <w:numId w:val="3"/>
         </w:numPr>
-        <w:pBdr/>
-        <w:tabs>
-          <w:tab w:val="clear" w:pos="709"/>
+        <w:tabs>
           <w:tab w:val="left" w:pos="709" w:leader="none"/>
         </w:tabs>
         <w:bidi w:val="0"/>
@@ -729,6 +705,8 @@
         <w:rPr>
           <w:rFonts w:ascii="Times New Roman;serif" w:hAnsi="Times New Roman;serif"/>
           <w:b w:val="false"/>
+          <w:b w:val="false"/>
+          <w:i w:val="false"/>
           <w:i w:val="false"/>
           <w:caps w:val="false"/>
           <w:smallCaps w:val="false"/>
@@ -761,7 +739,7 @@
     </w:p>
     <w:p>
       <w:pPr>
-        <w:pStyle w:val="TextBody"/>
+        <w:pStyle w:val="Cuerpodetexto"/>
         <w:bidi w:val="0"/>
         <w:spacing w:lineRule="auto" w:line="331" w:before="0" w:after="0"/>
         <w:ind w:left="720" w:right="0" w:hanging="0"/>
@@ -769,22 +747,8 @@
         <w:rPr>
           <w:rFonts w:ascii="Times New Roman;serif" w:hAnsi="Times New Roman;serif"/>
           <w:b w:val="false"/>
+          <w:b w:val="false"/>
           <w:i/>
-          <w:caps w:val="false"/>
-          <w:smallCaps w:val="false"/>
-          <w:strike w:val="false"/>
-          <w:dstrike w:val="false"/>
-          <w:color w:val="000000"/>
-          <w:sz w:val="24"/>
-          <w:u w:val="none"/>
-          <w:effect w:val="none"/>
-          <w:shd w:fill="auto" w:val="clear"/>
-        </w:rPr>
-      </w:pPr>
-      <w:r>
-        <w:rPr>
-          <w:rFonts w:ascii="Times New Roman;serif" w:hAnsi="Times New Roman;serif"/>
-          <w:b w:val="false"/>
           <w:i/>
           <w:caps w:val="false"/>
           <w:smallCaps w:val="false"/>
@@ -796,19 +760,33 @@
           <w:effect w:val="none"/>
           <w:shd w:fill="auto" w:val="clear"/>
         </w:rPr>
+      </w:pPr>
+      <w:r>
+        <w:rPr>
+          <w:rFonts w:ascii="Times New Roman;serif" w:hAnsi="Times New Roman;serif"/>
+          <w:b w:val="false"/>
+          <w:i/>
+          <w:caps w:val="false"/>
+          <w:smallCaps w:val="false"/>
+          <w:strike w:val="false"/>
+          <w:dstrike w:val="false"/>
+          <w:color w:val="000000"/>
+          <w:sz w:val="24"/>
+          <w:u w:val="none"/>
+          <w:effect w:val="none"/>
+          <w:shd w:fill="auto" w:val="clear"/>
+        </w:rPr>
         <w:t>gedit ~/.bashrc</w:t>
       </w:r>
     </w:p>
     <w:p>
       <w:pPr>
-        <w:pStyle w:val="TextBody"/>
+        <w:pStyle w:val="Cuerpodetexto"/>
         <w:numPr>
           <w:ilvl w:val="0"/>
           <w:numId w:val="4"/>
         </w:numPr>
-        <w:pBdr/>
-        <w:tabs>
-          <w:tab w:val="clear" w:pos="709"/>
+        <w:tabs>
           <w:tab w:val="left" w:pos="709" w:leader="none"/>
         </w:tabs>
         <w:bidi w:val="0"/>
@@ -818,6 +796,8 @@
         <w:rPr>
           <w:rFonts w:ascii="Times New Roman;serif" w:hAnsi="Times New Roman;serif"/>
           <w:b w:val="false"/>
+          <w:b w:val="false"/>
+          <w:i w:val="false"/>
           <w:i w:val="false"/>
           <w:caps w:val="false"/>
           <w:smallCaps w:val="false"/>
@@ -850,29 +830,15 @@
     </w:p>
     <w:p>
       <w:pPr>
-        <w:pStyle w:val="TextBody"/>
+        <w:pStyle w:val="Cuerpodetexto"/>
         <w:bidi w:val="0"/>
         <w:spacing w:lineRule="auto" w:line="331" w:before="0" w:after="0"/>
         <w:ind w:left="720" w:right="0" w:hanging="0"/>
         <w:rPr>
           <w:rFonts w:ascii="Times New Roman;serif" w:hAnsi="Times New Roman;serif"/>
           <w:b w:val="false"/>
+          <w:b w:val="false"/>
           <w:i/>
-          <w:caps w:val="false"/>
-          <w:smallCaps w:val="false"/>
-          <w:strike w:val="false"/>
-          <w:dstrike w:val="false"/>
-          <w:color w:val="000000"/>
-          <w:sz w:val="24"/>
-          <w:u w:val="none"/>
-          <w:effect w:val="none"/>
-          <w:shd w:fill="auto" w:val="clear"/>
-        </w:rPr>
-      </w:pPr>
-      <w:r>
-        <w:rPr>
-          <w:rFonts w:ascii="Times New Roman;serif" w:hAnsi="Times New Roman;serif"/>
-          <w:b w:val="false"/>
           <w:i/>
           <w:caps w:val="false"/>
           <w:smallCaps w:val="false"/>
@@ -884,12 +850,28 @@
           <w:effect w:val="none"/>
           <w:shd w:fill="auto" w:val="clear"/>
         </w:rPr>
+      </w:pPr>
+      <w:r>
+        <w:rPr>
+          <w:rFonts w:ascii="Times New Roman;serif" w:hAnsi="Times New Roman;serif"/>
+          <w:b w:val="false"/>
+          <w:i/>
+          <w:caps w:val="false"/>
+          <w:smallCaps w:val="false"/>
+          <w:strike w:val="false"/>
+          <w:dstrike w:val="false"/>
+          <w:color w:val="000000"/>
+          <w:sz w:val="24"/>
+          <w:u w:val="none"/>
+          <w:effect w:val="none"/>
+          <w:shd w:fill="auto" w:val="clear"/>
+        </w:rPr>
         <w:t>alias load_phenix='source /path/to/preferred_location/phenix/phenix-1.21.1-5286/phenix_env.sh'</w:t>
       </w:r>
     </w:p>
     <w:p>
       <w:pPr>
-        <w:pStyle w:val="TextBody"/>
+        <w:pStyle w:val="Cuerpodetexto"/>
         <w:bidi w:val="0"/>
         <w:spacing w:lineRule="auto" w:line="331" w:before="0" w:after="0"/>
         <w:ind w:left="720" w:right="0" w:hanging="0"/>
@@ -949,14 +931,12 @@
     </w:p>
     <w:p>
       <w:pPr>
-        <w:pStyle w:val="TextBody"/>
+        <w:pStyle w:val="Cuerpodetexto"/>
         <w:numPr>
           <w:ilvl w:val="0"/>
           <w:numId w:val="5"/>
         </w:numPr>
-        <w:pBdr/>
-        <w:tabs>
-          <w:tab w:val="clear" w:pos="709"/>
+        <w:tabs>
           <w:tab w:val="left" w:pos="709" w:leader="none"/>
         </w:tabs>
         <w:bidi w:val="0"/>
@@ -965,6 +945,8 @@
         <w:rPr>
           <w:rFonts w:ascii="Times New Roman;serif" w:hAnsi="Times New Roman;serif"/>
           <w:b w:val="false"/>
+          <w:b w:val="false"/>
+          <w:i w:val="false"/>
           <w:i w:val="false"/>
           <w:caps w:val="false"/>
           <w:smallCaps w:val="false"/>
@@ -997,7 +979,7 @@
     </w:p>
     <w:p>
       <w:pPr>
-        <w:pStyle w:val="TextBody"/>
+        <w:pStyle w:val="Cuerpodetexto"/>
         <w:bidi w:val="0"/>
         <w:spacing w:lineRule="auto" w:line="331" w:before="0" w:after="0"/>
         <w:ind w:left="720" w:right="0" w:hanging="0"/>
@@ -1023,7 +1005,7 @@
     </w:p>
     <w:p>
       <w:pPr>
-        <w:pStyle w:val="TextBody"/>
+        <w:pStyle w:val="Cuerpodetexto"/>
         <w:bidi w:val="0"/>
         <w:spacing w:lineRule="auto" w:line="276" w:before="0" w:after="140"/>
         <w:jc w:val="left"/>
@@ -1035,12 +1017,14 @@
     </w:p>
     <w:p>
       <w:pPr>
-        <w:pStyle w:val="TextBody"/>
-        <w:bidi w:val="0"/>
-        <w:spacing w:lineRule="auto" w:line="331" w:before="0" w:after="0"/>
-        <w:rPr>
-          <w:rFonts w:ascii="Times New Roman;serif" w:hAnsi="Times New Roman;serif"/>
-          <w:b w:val="false"/>
+        <w:pStyle w:val="Cuerpodetexto"/>
+        <w:bidi w:val="0"/>
+        <w:spacing w:lineRule="auto" w:line="331" w:before="0" w:after="0"/>
+        <w:rPr>
+          <w:rFonts w:ascii="Times New Roman;serif" w:hAnsi="Times New Roman;serif"/>
+          <w:b w:val="false"/>
+          <w:b w:val="false"/>
+          <w:i w:val="false"/>
           <w:i w:val="false"/>
           <w:caps w:val="false"/>
           <w:smallCaps w:val="false"/>
@@ -1067,12 +1051,14 @@
     </w:p>
     <w:p>
       <w:pPr>
-        <w:pStyle w:val="TextBody"/>
-        <w:bidi w:val="0"/>
-        <w:spacing w:lineRule="auto" w:line="331" w:before="0" w:after="0"/>
-        <w:rPr>
-          <w:rFonts w:ascii="Times New Roman;serif" w:hAnsi="Times New Roman;serif"/>
-          <w:b w:val="false"/>
+        <w:pStyle w:val="Cuerpodetexto"/>
+        <w:bidi w:val="0"/>
+        <w:spacing w:lineRule="auto" w:line="331" w:before="0" w:after="0"/>
+        <w:rPr>
+          <w:rFonts w:ascii="Times New Roman;serif" w:hAnsi="Times New Roman;serif"/>
+          <w:b w:val="false"/>
+          <w:b w:val="false"/>
+          <w:i w:val="false"/>
           <w:i w:val="false"/>
           <w:caps w:val="false"/>
           <w:smallCaps w:val="false"/>
@@ -1105,29 +1091,15 @@
     </w:p>
     <w:p>
       <w:pPr>
-        <w:pStyle w:val="TextBody"/>
+        <w:pStyle w:val="Cuerpodetexto"/>
         <w:bidi w:val="0"/>
         <w:spacing w:lineRule="auto" w:line="331" w:before="0" w:after="0"/>
         <w:jc w:val="both"/>
         <w:rPr>
           <w:rFonts w:ascii="Times New Roman;serif" w:hAnsi="Times New Roman;serif"/>
           <w:b w:val="false"/>
+          <w:b w:val="false"/>
           <w:i/>
-          <w:caps w:val="false"/>
-          <w:smallCaps w:val="false"/>
-          <w:strike w:val="false"/>
-          <w:dstrike w:val="false"/>
-          <w:color w:val="000000"/>
-          <w:sz w:val="24"/>
-          <w:u w:val="none"/>
-          <w:effect w:val="none"/>
-          <w:shd w:fill="auto" w:val="clear"/>
-        </w:rPr>
-      </w:pPr>
-      <w:r>
-        <w:rPr>
-          <w:rFonts w:ascii="Times New Roman;serif" w:hAnsi="Times New Roman;serif"/>
-          <w:b w:val="false"/>
           <w:i/>
           <w:caps w:val="false"/>
           <w:smallCaps w:val="false"/>
@@ -1139,12 +1111,28 @@
           <w:effect w:val="none"/>
           <w:shd w:fill="auto" w:val="clear"/>
         </w:rPr>
+      </w:pPr>
+      <w:r>
+        <w:rPr>
+          <w:rFonts w:ascii="Times New Roman;serif" w:hAnsi="Times New Roman;serif"/>
+          <w:b w:val="false"/>
+          <w:i/>
+          <w:caps w:val="false"/>
+          <w:smallCaps w:val="false"/>
+          <w:strike w:val="false"/>
+          <w:dstrike w:val="false"/>
+          <w:color w:val="000000"/>
+          <w:sz w:val="24"/>
+          <w:u w:val="none"/>
+          <w:effect w:val="none"/>
+          <w:shd w:fill="auto" w:val="clear"/>
+        </w:rPr>
         <w:t>load_phenix</w:t>
       </w:r>
     </w:p>
     <w:p>
       <w:pPr>
-        <w:pStyle w:val="TextBody"/>
+        <w:pStyle w:val="Cuerpodetexto"/>
         <w:bidi w:val="0"/>
         <w:spacing w:lineRule="auto" w:line="331" w:before="0" w:after="0"/>
         <w:jc w:val="both"/>
@@ -1200,7 +1188,7 @@
     </w:p>
     <w:p>
       <w:pPr>
-        <w:pStyle w:val="TextBody"/>
+        <w:pStyle w:val="Cuerpodetexto"/>
         <w:bidi w:val="0"/>
         <w:spacing w:lineRule="auto" w:line="276" w:before="0" w:after="140"/>
         <w:jc w:val="left"/>
@@ -1212,30 +1200,32 @@
     </w:p>
     <w:p>
       <w:pPr>
-        <w:pStyle w:val="TextBody"/>
+        <w:pStyle w:val="Cuerpodetexto"/>
         <w:bidi w:val="0"/>
         <w:spacing w:lineRule="auto" w:line="331" w:before="0" w:after="0"/>
         <w:jc w:val="both"/>
         <w:rPr>
           <w:rFonts w:ascii="Times New Roman;serif" w:hAnsi="Times New Roman;serif"/>
           <w:b/>
-          <w:i w:val="false"/>
-          <w:caps w:val="false"/>
-          <w:smallCaps w:val="false"/>
-          <w:strike w:val="false"/>
-          <w:dstrike w:val="false"/>
-          <w:color w:val="000000"/>
-          <w:sz w:val="24"/>
-          <w:u w:val="none"/>
-          <w:effect w:val="none"/>
-          <w:shd w:fill="auto" w:val="clear"/>
-        </w:rPr>
-      </w:pPr>
-      <w:r>
-        <w:rPr>
-          <w:rFonts w:ascii="Times New Roman;serif" w:hAnsi="Times New Roman;serif"/>
           <w:b/>
           <w:i w:val="false"/>
+          <w:i w:val="false"/>
+          <w:caps w:val="false"/>
+          <w:smallCaps w:val="false"/>
+          <w:strike w:val="false"/>
+          <w:dstrike w:val="false"/>
+          <w:color w:val="000000"/>
+          <w:sz w:val="24"/>
+          <w:u w:val="none"/>
+          <w:effect w:val="none"/>
+          <w:shd w:fill="auto" w:val="clear"/>
+        </w:rPr>
+      </w:pPr>
+      <w:r>
+        <w:rPr>
+          <w:rFonts w:ascii="Times New Roman;serif" w:hAnsi="Times New Roman;serif"/>
+          <w:b/>
+          <w:i w:val="false"/>
           <w:caps w:val="false"/>
           <w:smallCaps w:val="false"/>
           <w:strike w:val="false"/>
@@ -1251,7 +1241,7 @@
     </w:p>
     <w:p>
       <w:pPr>
-        <w:pStyle w:val="TextBody"/>
+        <w:pStyle w:val="Cuerpodetexto"/>
         <w:bidi w:val="0"/>
         <w:spacing w:lineRule="auto" w:line="331" w:before="0" w:after="0"/>
         <w:jc w:val="both"/>
@@ -1277,7 +1267,7 @@
       <w:hyperlink r:id="rId3">
         <w:r>
           <w:rPr>
-            <w:rStyle w:val="InternetLink"/>
+            <w:rStyle w:val="EnlacedeInternet"/>
             <w:rFonts w:ascii="Times New Roman;serif" w:hAnsi="Times New Roman;serif"/>
             <w:b w:val="false"/>
             <w:i w:val="false"/>
@@ -1327,7 +1317,7 @@
     </w:p>
     <w:p>
       <w:pPr>
-        <w:pStyle w:val="TextBody"/>
+        <w:pStyle w:val="Cuerpodetexto"/>
         <w:bidi w:val="0"/>
         <w:spacing w:lineRule="auto" w:line="276" w:before="0" w:after="140"/>
         <w:jc w:val="left"/>
@@ -1339,7 +1329,7 @@
     </w:p>
     <w:p>
       <w:pPr>
-        <w:pStyle w:val="TextBody"/>
+        <w:pStyle w:val="Cuerpodetexto"/>
         <w:bidi w:val="0"/>
         <w:spacing w:lineRule="auto" w:line="331" w:before="0" w:after="0"/>
         <w:jc w:val="both"/>
@@ -1360,12 +1350,12 @@
           <w:effect w:val="none"/>
           <w:shd w:fill="auto" w:val="clear"/>
         </w:rPr>
-        <w:t xml:space="preserve">To run MapQ successfully, it is also necessary to have UCSF Chimera installed on the system, since MapQ internally calls Chimera functions. Chimera can be downloaded from the official UCSF website: </w:t>
+        <w:t xml:space="preserve">To run MapQ successfully, it is also necessary to have UCSF Chimera (version 1.17.3) installed on the system, since MapQ internally calls Chimera functions. Chimera can be downloaded from the official UCSF website: </w:t>
       </w:r>
       <w:hyperlink r:id="rId4">
         <w:r>
           <w:rPr>
-            <w:rStyle w:val="InternetLink"/>
+            <w:rStyle w:val="EnlacedeInternet"/>
             <w:rFonts w:ascii="Times New Roman;serif" w:hAnsi="Times New Roman;serif"/>
             <w:b w:val="false"/>
             <w:i w:val="false"/>
@@ -1398,7 +1388,7 @@
     </w:p>
     <w:p>
       <w:pPr>
-        <w:pStyle w:val="TextBody"/>
+        <w:pStyle w:val="Cuerpodetexto"/>
         <w:bidi w:val="0"/>
         <w:spacing w:lineRule="auto" w:line="276" w:before="0" w:after="140"/>
         <w:jc w:val="left"/>
@@ -1410,7 +1400,7 @@
     </w:p>
     <w:p>
       <w:pPr>
-        <w:pStyle w:val="TextBody"/>
+        <w:pStyle w:val="Cuerpodetexto"/>
         <w:bidi w:val="0"/>
         <w:spacing w:lineRule="auto" w:line="331" w:before="0" w:after="0"/>
         <w:jc w:val="both"/>
@@ -1536,7 +1526,7 @@
     </w:p>
     <w:p>
       <w:pPr>
-        <w:pStyle w:val="TextBody"/>
+        <w:pStyle w:val="Cuerpodetexto"/>
         <w:bidi w:val="0"/>
         <w:spacing w:lineRule="auto" w:line="276" w:before="0" w:after="140"/>
         <w:jc w:val="left"/>
@@ -1548,30 +1538,32 @@
     </w:p>
     <w:p>
       <w:pPr>
-        <w:pStyle w:val="TextBody"/>
+        <w:pStyle w:val="Cuerpodetexto"/>
         <w:bidi w:val="0"/>
         <w:spacing w:lineRule="auto" w:line="331" w:before="0" w:after="0"/>
         <w:jc w:val="both"/>
         <w:rPr>
           <w:rFonts w:ascii="Times New Roman;serif" w:hAnsi="Times New Roman;serif"/>
           <w:b/>
-          <w:i w:val="false"/>
-          <w:caps w:val="false"/>
-          <w:smallCaps w:val="false"/>
-          <w:strike w:val="false"/>
-          <w:dstrike w:val="false"/>
-          <w:color w:val="000000"/>
-          <w:sz w:val="24"/>
-          <w:u w:val="none"/>
-          <w:effect w:val="none"/>
-          <w:shd w:fill="auto" w:val="clear"/>
-        </w:rPr>
-      </w:pPr>
-      <w:r>
-        <w:rPr>
-          <w:rFonts w:ascii="Times New Roman;serif" w:hAnsi="Times New Roman;serif"/>
           <w:b/>
           <w:i w:val="false"/>
+          <w:i w:val="false"/>
+          <w:caps w:val="false"/>
+          <w:smallCaps w:val="false"/>
+          <w:strike w:val="false"/>
+          <w:dstrike w:val="false"/>
+          <w:color w:val="000000"/>
+          <w:sz w:val="24"/>
+          <w:u w:val="none"/>
+          <w:effect w:val="none"/>
+          <w:shd w:fill="auto" w:val="clear"/>
+        </w:rPr>
+      </w:pPr>
+      <w:r>
+        <w:rPr>
+          <w:rFonts w:ascii="Times New Roman;serif" w:hAnsi="Times New Roman;serif"/>
+          <w:b/>
+          <w:i w:val="false"/>
           <w:caps w:val="false"/>
           <w:smallCaps w:val="false"/>
           <w:strike w:val="false"/>
@@ -1587,46 +1579,82 @@
     </w:p>
     <w:p>
       <w:pPr>
-        <w:pStyle w:val="TextBody"/>
+        <w:pStyle w:val="Cuerpodetexto"/>
         <w:bidi w:val="0"/>
         <w:spacing w:lineRule="auto" w:line="331" w:before="0" w:after="0"/>
         <w:jc w:val="both"/>
         <w:rPr>
           <w:rFonts w:ascii="Times New Roman;serif" w:hAnsi="Times New Roman;serif"/>
           <w:b w:val="false"/>
-          <w:i w:val="false"/>
-          <w:caps w:val="false"/>
-          <w:smallCaps w:val="false"/>
-          <w:strike w:val="false"/>
-          <w:dstrike w:val="false"/>
-          <w:color w:val="000000"/>
-          <w:sz w:val="24"/>
-          <w:u w:val="none"/>
-          <w:effect w:val="none"/>
-          <w:shd w:fill="auto" w:val="clear"/>
-        </w:rPr>
-      </w:pPr>
-      <w:r>
-        <w:rPr>
-          <w:rFonts w:ascii="Times New Roman;serif" w:hAnsi="Times New Roman;serif"/>
-          <w:b w:val="false"/>
-          <w:i w:val="false"/>
-          <w:caps w:val="false"/>
-          <w:smallCaps w:val="false"/>
-          <w:strike w:val="false"/>
-          <w:dstrike w:val="false"/>
-          <w:color w:val="000000"/>
-          <w:sz w:val="24"/>
-          <w:u w:val="none"/>
-          <w:effect w:val="none"/>
-          <w:shd w:fill="auto" w:val="clear"/>
-        </w:rPr>
-        <w:t>The evaluation pipeline supports several cryo-EM map post-processing methods. Installation is only required for those who intend to generate new post-processing maps. In this work, version 1 of CryoTEN, version 1.2 of EMReady, and version 2.3 of EMReady2 were used. For the remaining methods —DeepEMhancer, LocScale, LocScale-, and LocSpiral— the versions included in their respective repositories were used, and you should simply follow the installation instructions provided there.</w:t>
-      </w:r>
-    </w:p>
-    <w:p>
-      <w:pPr>
-        <w:pStyle w:val="TextBody"/>
+          <w:b w:val="false"/>
+          <w:i w:val="false"/>
+          <w:i w:val="false"/>
+          <w:caps w:val="false"/>
+          <w:smallCaps w:val="false"/>
+          <w:strike w:val="false"/>
+          <w:dstrike w:val="false"/>
+          <w:color w:val="000000"/>
+          <w:sz w:val="24"/>
+          <w:u w:val="none"/>
+          <w:effect w:val="none"/>
+          <w:shd w:fill="auto" w:val="clear"/>
+        </w:rPr>
+      </w:pPr>
+      <w:r>
+        <w:rPr>
+          <w:rFonts w:ascii="Times New Roman;serif" w:hAnsi="Times New Roman;serif"/>
+          <w:b w:val="false"/>
+          <w:i w:val="false"/>
+          <w:caps w:val="false"/>
+          <w:smallCaps w:val="false"/>
+          <w:strike w:val="false"/>
+          <w:dstrike w:val="false"/>
+          <w:color w:val="000000"/>
+          <w:sz w:val="24"/>
+          <w:u w:val="none"/>
+          <w:effect w:val="none"/>
+          <w:shd w:fill="auto" w:val="clear"/>
+        </w:rPr>
+        <w:t xml:space="preserve">The evaluation pipeline supports several cryo-EM map post-processing methods. Installation is only required for those who intend to generate new post-processing maps. In this work, version 1.0 of CryoTEN, version 1.2 of EMReady, version 2.3 of EMReady2, and version 2.2.3 of LocScale and LocScale- were used. For the remaining methods —DeepEMhancer and LocSpiral— the versions used in this </w:t>
+      </w:r>
+      <w:r>
+        <w:rPr>
+          <w:rFonts w:ascii="Times New Roman;serif" w:hAnsi="Times New Roman;serif"/>
+          <w:b w:val="false"/>
+          <w:i w:val="false"/>
+          <w:caps w:val="false"/>
+          <w:smallCaps w:val="false"/>
+          <w:strike w:val="false"/>
+          <w:dstrike w:val="false"/>
+          <w:color w:val="000000"/>
+          <w:sz w:val="24"/>
+          <w:u w:val="none"/>
+          <w:effect w:val="none"/>
+          <w:shd w:fill="auto" w:val="clear"/>
+        </w:rPr>
+        <w:t>work</w:t>
+      </w:r>
+      <w:r>
+        <w:rPr>
+          <w:rFonts w:ascii="Times New Roman;serif" w:hAnsi="Times New Roman;serif"/>
+          <w:b w:val="false"/>
+          <w:i w:val="false"/>
+          <w:caps w:val="false"/>
+          <w:smallCaps w:val="false"/>
+          <w:strike w:val="false"/>
+          <w:dstrike w:val="false"/>
+          <w:color w:val="000000"/>
+          <w:sz w:val="24"/>
+          <w:u w:val="none"/>
+          <w:effect w:val="none"/>
+          <w:shd w:fill="auto" w:val="clear"/>
+        </w:rPr>
+        <w:t xml:space="preserve"> correspond to the specific releases available at the time of analysis provided in their respective repositories. Users should install and use the same versions to ensure full reproducibility, following the installation instructions provided there.</w:t>
+      </w:r>
+    </w:p>
+    <w:p>
+      <w:pPr>
+        <w:pStyle w:val="Cuerpodetexto"/>
         <w:bidi w:val="0"/>
         <w:spacing w:lineRule="auto" w:line="276" w:before="0" w:after="140"/>
         <w:jc w:val="left"/>
@@ -1638,13 +1666,15 @@
     </w:p>
     <w:p>
       <w:pPr>
-        <w:pStyle w:val="TextBody"/>
+        <w:pStyle w:val="Cuerpodetexto"/>
         <w:bidi w:val="0"/>
         <w:spacing w:lineRule="auto" w:line="331" w:before="0" w:after="0"/>
         <w:jc w:val="both"/>
         <w:rPr>
           <w:rFonts w:ascii="Times New Roman;serif" w:hAnsi="Times New Roman;serif"/>
           <w:b w:val="false"/>
+          <w:b w:val="false"/>
+          <w:i w:val="false"/>
           <w:i w:val="false"/>
           <w:caps w:val="false"/>
           <w:smallCaps w:val="false"/>
@@ -1671,7 +1701,7 @@
     </w:p>
     <w:p>
       <w:pPr>
-        <w:pStyle w:val="TextBody"/>
+        <w:pStyle w:val="Cuerpodetexto"/>
         <w:bidi w:val="0"/>
         <w:spacing w:lineRule="auto" w:line="331" w:before="0" w:after="0"/>
         <w:jc w:val="both"/>
@@ -1731,7 +1761,7 @@
     </w:p>
     <w:p>
       <w:pPr>
-        <w:pStyle w:val="TextBody"/>
+        <w:pStyle w:val="Cuerpodetexto"/>
         <w:bidi w:val="0"/>
         <w:spacing w:lineRule="auto" w:line="276" w:before="0" w:after="140"/>
         <w:jc w:val="left"/>
@@ -1743,29 +1773,15 @@
     </w:p>
     <w:p>
       <w:pPr>
-        <w:pStyle w:val="TextBody"/>
+        <w:pStyle w:val="Cuerpodetexto"/>
         <w:bidi w:val="0"/>
         <w:spacing w:lineRule="auto" w:line="331" w:before="0" w:after="0"/>
         <w:jc w:val="both"/>
         <w:rPr>
           <w:rFonts w:ascii="Times New Roman;serif" w:hAnsi="Times New Roman;serif"/>
           <w:b w:val="false"/>
+          <w:b w:val="false"/>
           <w:i/>
-          <w:caps w:val="false"/>
-          <w:smallCaps w:val="false"/>
-          <w:strike w:val="false"/>
-          <w:dstrike w:val="false"/>
-          <w:color w:val="000000"/>
-          <w:sz w:val="24"/>
-          <w:u w:val="none"/>
-          <w:effect w:val="none"/>
-          <w:shd w:fill="auto" w:val="clear"/>
-        </w:rPr>
-      </w:pPr>
-      <w:r>
-        <w:rPr>
-          <w:rFonts w:ascii="Times New Roman;serif" w:hAnsi="Times New Roman;serif"/>
-          <w:b w:val="false"/>
           <w:i/>
           <w:caps w:val="false"/>
           <w:smallCaps w:val="false"/>
@@ -1777,12 +1793,28 @@
           <w:effect w:val="none"/>
           <w:shd w:fill="auto" w:val="clear"/>
         </w:rPr>
+      </w:pPr>
+      <w:r>
+        <w:rPr>
+          <w:rFonts w:ascii="Times New Roman;serif" w:hAnsi="Times New Roman;serif"/>
+          <w:b w:val="false"/>
+          <w:i/>
+          <w:caps w:val="false"/>
+          <w:smallCaps w:val="false"/>
+          <w:strike w:val="false"/>
+          <w:dstrike w:val="false"/>
+          <w:color w:val="000000"/>
+          <w:sz w:val="24"/>
+          <w:u w:val="none"/>
+          <w:effect w:val="none"/>
+          <w:shd w:fill="auto" w:val="clear"/>
+        </w:rPr>
         <w:t># &gt;&gt;&gt; USER: modify this according to your installation</w:t>
       </w:r>
     </w:p>
     <w:p>
       <w:pPr>
-        <w:pStyle w:val="TextBody"/>
+        <w:pStyle w:val="Cuerpodetexto"/>
         <w:bidi w:val="0"/>
         <w:spacing w:lineRule="auto" w:line="276" w:before="0" w:after="140"/>
         <w:jc w:val="left"/>
@@ -1794,13 +1826,15 @@
     </w:p>
     <w:p>
       <w:pPr>
-        <w:pStyle w:val="TextBody"/>
+        <w:pStyle w:val="Cuerpodetexto"/>
         <w:bidi w:val="0"/>
         <w:spacing w:lineRule="auto" w:line="331" w:before="0" w:after="0"/>
         <w:jc w:val="both"/>
         <w:rPr>
           <w:rFonts w:ascii="Times New Roman;serif" w:hAnsi="Times New Roman;serif"/>
           <w:b w:val="false"/>
+          <w:b w:val="false"/>
+          <w:i w:val="false"/>
           <w:i w:val="false"/>
           <w:caps w:val="false"/>
           <w:smallCaps w:val="false"/>
@@ -1833,14 +1867,12 @@
     </w:p>
     <w:p>
       <w:pPr>
-        <w:pStyle w:val="TextBody"/>
+        <w:pStyle w:val="Cuerpodetexto"/>
         <w:numPr>
           <w:ilvl w:val="0"/>
           <w:numId w:val="6"/>
         </w:numPr>
-        <w:pBdr/>
-        <w:tabs>
-          <w:tab w:val="clear" w:pos="709"/>
+        <w:tabs>
           <w:tab w:val="left" w:pos="709" w:leader="none"/>
         </w:tabs>
         <w:bidi w:val="0"/>
@@ -1850,6 +1882,8 @@
         <w:rPr>
           <w:rFonts w:ascii="Times New Roman;serif" w:hAnsi="Times New Roman;serif"/>
           <w:b w:val="false"/>
+          <w:b w:val="false"/>
+          <w:i w:val="false"/>
           <w:i w:val="false"/>
           <w:caps w:val="false"/>
           <w:smallCaps w:val="false"/>
@@ -1882,14 +1916,12 @@
     </w:p>
     <w:p>
       <w:pPr>
-        <w:pStyle w:val="TextBody"/>
+        <w:pStyle w:val="Cuerpodetexto"/>
         <w:numPr>
           <w:ilvl w:val="0"/>
           <w:numId w:val="6"/>
         </w:numPr>
-        <w:pBdr/>
-        <w:tabs>
-          <w:tab w:val="clear" w:pos="709"/>
+        <w:tabs>
           <w:tab w:val="left" w:pos="709" w:leader="none"/>
         </w:tabs>
         <w:bidi w:val="0"/>
@@ -1899,6 +1931,8 @@
         <w:rPr>
           <w:rFonts w:ascii="Times New Roman;serif" w:hAnsi="Times New Roman;serif"/>
           <w:b w:val="false"/>
+          <w:b w:val="false"/>
+          <w:i w:val="false"/>
           <w:i w:val="false"/>
           <w:caps w:val="false"/>
           <w:smallCaps w:val="false"/>
@@ -1931,7 +1965,7 @@
     </w:p>
     <w:p>
       <w:pPr>
-        <w:pStyle w:val="TextBody"/>
+        <w:pStyle w:val="Cuerpodetexto"/>
         <w:bidi w:val="0"/>
         <w:spacing w:lineRule="auto" w:line="276" w:before="0" w:after="140"/>
         <w:jc w:val="left"/>
@@ -1943,13 +1977,15 @@
     </w:p>
     <w:p>
       <w:pPr>
-        <w:pStyle w:val="TextBody"/>
+        <w:pStyle w:val="Cuerpodetexto"/>
         <w:bidi w:val="0"/>
         <w:spacing w:lineRule="auto" w:line="331" w:before="0" w:after="0"/>
         <w:jc w:val="both"/>
         <w:rPr>
           <w:rFonts w:ascii="Times New Roman;serif" w:hAnsi="Times New Roman;serif"/>
           <w:b w:val="false"/>
+          <w:b w:val="false"/>
+          <w:i w:val="false"/>
           <w:i w:val="false"/>
           <w:caps w:val="false"/>
           <w:smallCaps w:val="false"/>
@@ -1982,7 +2018,7 @@
     </w:p>
     <w:p>
       <w:pPr>
-        <w:pStyle w:val="TextBody"/>
+        <w:pStyle w:val="Cuerpodetexto"/>
         <w:bidi w:val="0"/>
         <w:spacing w:lineRule="auto" w:line="276" w:before="0" w:after="140"/>
         <w:jc w:val="left"/>
@@ -2011,7 +2047,7 @@
 <w:ftr xmlns:o="urn:schemas-microsoft-com:office:office" xmlns:r="http://schemas.openxmlformats.org/officeDocument/2006/relationships" xmlns:v="urn:schemas-microsoft-com:vml" xmlns:w="http://schemas.openxmlformats.org/wordprocessingml/2006/main" xmlns:w10="urn:schemas-microsoft-com:office:word" xmlns:wp="http://schemas.openxmlformats.org/drawingml/2006/wordprocessingDrawing" xmlns:wps="http://schemas.microsoft.com/office/word/2010/wordprocessingShape" xmlns:wpg="http://schemas.microsoft.com/office/word/2010/wordprocessingGroup" xmlns:mc="http://schemas.openxmlformats.org/markup-compatibility/2006" xmlns:wp14="http://schemas.microsoft.com/office/word/2010/wordprocessingDrawing" xmlns:w14="http://schemas.microsoft.com/office/word/2010/wordml" xmlns:w15="http://schemas.microsoft.com/office/word/2012/wordml" mc:Ignorable="w14 wp14 w15">
   <w:p>
     <w:pPr>
-      <w:pStyle w:val="Footer"/>
+      <w:pStyle w:val="Piedepgina"/>
       <w:bidi w:val="0"/>
       <w:jc w:val="center"/>
       <w:rPr/>
@@ -2030,7 +2066,7 @@
     </w:r>
     <w:r>
       <w:rPr/>
-      <w:t>2</w:t>
+      <w:t>3</w:t>
     </w:r>
     <w:r>
       <w:rPr/>
@@ -2779,7 +2815,7 @@
       <w:start w:val="1"/>
       <w:numFmt w:val="none"/>
       <w:suff w:val="nothing"/>
-      <w:lvlText w:val="%1"/>
+      <w:lvlText w:val=""/>
       <w:lvlJc w:val="left"/>
       <w:pPr>
         <w:tabs>
@@ -2792,7 +2828,7 @@
       <w:start w:val="1"/>
       <w:numFmt w:val="none"/>
       <w:suff w:val="nothing"/>
-      <w:lvlText w:val="%2"/>
+      <w:lvlText w:val=""/>
       <w:lvlJc w:val="left"/>
       <w:pPr>
         <w:tabs>
@@ -2805,7 +2841,7 @@
       <w:start w:val="1"/>
       <w:numFmt w:val="none"/>
       <w:suff w:val="nothing"/>
-      <w:lvlText w:val="%3"/>
+      <w:lvlText w:val=""/>
       <w:lvlJc w:val="left"/>
       <w:pPr>
         <w:tabs>
@@ -2818,7 +2854,7 @@
       <w:start w:val="1"/>
       <w:numFmt w:val="none"/>
       <w:suff w:val="nothing"/>
-      <w:lvlText w:val="%4"/>
+      <w:lvlText w:val=""/>
       <w:lvlJc w:val="left"/>
       <w:pPr>
         <w:tabs>
@@ -2831,7 +2867,7 @@
       <w:start w:val="1"/>
       <w:numFmt w:val="none"/>
       <w:suff w:val="nothing"/>
-      <w:lvlText w:val="%5"/>
+      <w:lvlText w:val=""/>
       <w:lvlJc w:val="left"/>
       <w:pPr>
         <w:tabs>
@@ -2844,7 +2880,7 @@
       <w:start w:val="1"/>
       <w:numFmt w:val="none"/>
       <w:suff w:val="nothing"/>
-      <w:lvlText w:val="%6"/>
+      <w:lvlText w:val=""/>
       <w:lvlJc w:val="left"/>
       <w:pPr>
         <w:tabs>
@@ -2857,7 +2893,7 @@
       <w:start w:val="1"/>
       <w:numFmt w:val="none"/>
       <w:suff w:val="nothing"/>
-      <w:lvlText w:val="%7"/>
+      <w:lvlText w:val=""/>
       <w:lvlJc w:val="left"/>
       <w:pPr>
         <w:tabs>
@@ -2870,7 +2906,7 @@
       <w:start w:val="1"/>
       <w:numFmt w:val="none"/>
       <w:suff w:val="nothing"/>
-      <w:lvlText w:val="%8"/>
+      <w:lvlText w:val=""/>
       <w:lvlJc w:val="left"/>
       <w:pPr>
         <w:tabs>
@@ -2883,7 +2919,7 @@
       <w:start w:val="1"/>
       <w:numFmt w:val="none"/>
       <w:suff w:val="nothing"/>
-      <w:lvlText w:val="%9"/>
+      <w:lvlText w:val=""/>
       <w:lvlJc w:val="left"/>
       <w:pPr>
         <w:tabs>
@@ -2931,7 +2967,6 @@
     </w:rPrDefault>
     <w:pPrDefault>
       <w:pPr>
-        <w:widowControl/>
         <w:suppressAutoHyphens w:val="true"/>
       </w:pPr>
     </w:pPrDefault>
@@ -2941,10 +2976,11 @@
     <w:qFormat/>
     <w:pPr>
       <w:widowControl/>
-      <w:kinsoku w:val="true"/>
+      <w:suppressAutoHyphens w:val="true"/>
       <w:overflowPunct w:val="true"/>
-      <w:autoSpaceDE w:val="true"/>
       <w:bidi w:val="0"/>
+      <w:spacing w:before="0" w:after="0"/>
+      <w:jc w:val="left"/>
     </w:pPr>
     <w:rPr>
       <w:rFonts w:ascii="Liberation Serif" w:hAnsi="Liberation Serif" w:eastAsia="Noto Serif CJK SC" w:cs="Lohit Devanagari"/>
@@ -2955,13 +2991,13 @@
       <w:lang w:val="en-US" w:eastAsia="zh-CN" w:bidi="hi-IN"/>
     </w:rPr>
   </w:style>
-  <w:style w:type="character" w:styleId="NumberingSymbols">
-    <w:name w:val="Numbering Symbols"/>
+  <w:style w:type="character" w:styleId="Smbolosdenumeracin">
+    <w:name w:val="Símbolos de numeración"/>
     <w:qFormat/>
     <w:rPr/>
   </w:style>
-  <w:style w:type="character" w:styleId="InternetLink">
-    <w:name w:val="Hyperlink"/>
+  <w:style w:type="character" w:styleId="EnlacedeInternet">
+    <w:name w:val="Enlace de Internet"/>
     <w:rPr>
       <w:color w:val="000080"/>
       <w:u w:val="single"/>
@@ -2974,10 +3010,10 @@
       <w:rFonts w:ascii="OpenSymbol" w:hAnsi="OpenSymbol" w:eastAsia="OpenSymbol" w:cs="OpenSymbol"/>
     </w:rPr>
   </w:style>
-  <w:style w:type="paragraph" w:styleId="Heading">
-    <w:name w:val="Heading"/>
+  <w:style w:type="paragraph" w:styleId="Ttulo">
+    <w:name w:val="Título"/>
     <w:basedOn w:val="Normal"/>
-    <w:next w:val="TextBody"/>
+    <w:next w:val="Cuerpodetexto"/>
     <w:qFormat/>
     <w:pPr>
       <w:keepNext w:val="true"/>
@@ -2989,7 +3025,7 @@
       <w:szCs w:val="28"/>
     </w:rPr>
   </w:style>
-  <w:style w:type="paragraph" w:styleId="TextBody">
+  <w:style w:type="paragraph" w:styleId="Cuerpodetexto">
     <w:name w:val="Body Text"/>
     <w:basedOn w:val="Normal"/>
     <w:pPr>
@@ -2997,15 +3033,15 @@
     </w:pPr>
     <w:rPr/>
   </w:style>
-  <w:style w:type="paragraph" w:styleId="List">
+  <w:style w:type="paragraph" w:styleId="Lista">
     <w:name w:val="List"/>
-    <w:basedOn w:val="TextBody"/>
+    <w:basedOn w:val="Cuerpodetexto"/>
     <w:pPr/>
     <w:rPr>
       <w:rFonts w:cs="Lohit Devanagari"/>
     </w:rPr>
   </w:style>
-  <w:style w:type="paragraph" w:styleId="Caption">
+  <w:style w:type="paragraph" w:styleId="Leyenda">
     <w:name w:val="Caption"/>
     <w:basedOn w:val="Normal"/>
     <w:qFormat/>
@@ -3021,8 +3057,8 @@
       <w:szCs w:val="24"/>
     </w:rPr>
   </w:style>
-  <w:style w:type="paragraph" w:styleId="Index">
-    <w:name w:val="Index"/>
+  <w:style w:type="paragraph" w:styleId="Ndice">
+    <w:name w:val="Índice"/>
     <w:basedOn w:val="Normal"/>
     <w:qFormat/>
     <w:pPr>
@@ -3032,8 +3068,8 @@
       <w:rFonts w:cs="Lohit Devanagari"/>
     </w:rPr>
   </w:style>
-  <w:style w:type="paragraph" w:styleId="HeaderandFooter">
-    <w:name w:val="Header and Footer"/>
+  <w:style w:type="paragraph" w:styleId="Cabeceraypie">
+    <w:name w:val="Cabecera y pie"/>
     <w:basedOn w:val="Normal"/>
     <w:qFormat/>
     <w:pPr>
@@ -3046,9 +3082,9 @@
     </w:pPr>
     <w:rPr/>
   </w:style>
-  <w:style w:type="paragraph" w:styleId="Footer">
+  <w:style w:type="paragraph" w:styleId="Piedepgina">
     <w:name w:val="Footer"/>
-    <w:basedOn w:val="HeaderandFooter"/>
+    <w:basedOn w:val="Cabeceraypie"/>
     <w:pPr>
       <w:suppressLineNumbers/>
     </w:pPr>
